--- a/construction_template/data/templates_blank/progress_report.docx
+++ b/construction_template/data/templates_blank/progress_report.docx
@@ -1,6 +1,6 @@
 
 <file path=word/document.xml><?xml version="1.0" encoding="utf-8"?>
-<w:document xmlns:o="urn:schemas-microsoft-com:office:office" xmlns:r="http://schemas.openxmlformats.org/officeDocument/2006/relationships" xmlns:v="urn:schemas-microsoft-com:vml" xmlns:w="http://schemas.openxmlformats.org/wordprocessingml/2006/main" xmlns:w10="urn:schemas-microsoft-com:office:word" xmlns:wp="http://schemas.openxmlformats.org/drawingml/2006/wordprocessingDrawing" xmlns:wps="http://schemas.microsoft.com/office/word/2010/wordprocessingShape" xmlns:wpg="http://schemas.microsoft.com/office/word/2010/wordprocessingGroup" xmlns:mc="http://schemas.openxmlformats.org/markup-compatibility/2006" xmlns:wp14="http://schemas.microsoft.com/office/word/2010/wordprocessingDrawing" xmlns:w14="http://schemas.microsoft.com/office/word/2010/wordml" xmlns:w15="http://schemas.microsoft.com/office/word/2012/wordml" mc:Ignorable="w14 wp14 w15">
+<w:document xmlns:mc="http://schemas.openxmlformats.org/markup-compatibility/2006" xmlns:ns3="http://schemas.openxmlformats.org/drawingml/2006/main" xmlns:r="http://schemas.openxmlformats.org/officeDocument/2006/relationships" xmlns:v="urn:schemas-microsoft-com:vml" xmlns:w="http://schemas.openxmlformats.org/wordprocessingml/2006/main" xmlns:w10="urn:schemas-microsoft-com:office:word" xmlns:wp="http://schemas.openxmlformats.org/drawingml/2006/wordprocessingDrawing" xmlns:wps="http://schemas.microsoft.com/office/word/2010/wordprocessingShape" mc:Ignorable="w14 wp14 w15">
   <w:body>
     <w:p>
       <w:pPr>
@@ -714,21 +714,21 @@
                 <wp:effectExtent l="0" t="0" r="0" b="0"/>
                 <wp:wrapTopAndBottom/>
                 <wp:docPr id="1" name="Frame1"/>
-                <a:graphic xmlns:a="http://schemas.openxmlformats.org/drawingml/2006/main">
-                  <a:graphicData uri="http://schemas.microsoft.com/office/word/2010/wordprocessingShape">
+                <ns3:graphic>
+                  <ns3:graphicData uri="http://schemas.microsoft.com/office/word/2010/wordprocessingShape">
                     <wps:wsp>
                       <wps:cNvSpPr txBox="1"/>
                       <wps:spPr>
-                        <a:xfrm>
-                          <a:off x="0" y="0"/>
-                          <a:ext cx="3200400" cy="731520"/>
-                        </a:xfrm>
-                        <a:prstGeom prst="rect"/>
-                        <a:solidFill>
-                          <a:srgbClr val="FFFFFF">
-                            <a:alpha val="0"/>
-                          </a:srgbClr>
-                        </a:solidFill>
+                        <ns3:xfrm>
+                          <ns3:off x="0" y="0"/>
+                          <ns3:ext cx="3200400" cy="731520"/>
+                        </ns3:xfrm>
+                        <ns3:prstGeom prst="rect"/>
+                        <ns3:solidFill>
+                          <ns3:srgbClr val="FFFFFF">
+                            <ns3:alpha val="0"/>
+                          </ns3:srgbClr>
+                        </ns3:solidFill>
                       </wps:spPr>
                       <wps:txbx>
                         <w:txbxContent>
@@ -766,11 +766,11 @@
                         </w:txbxContent>
                       </wps:txbx>
                       <wps:bodyPr anchor="t" lIns="635" tIns="635" rIns="635" bIns="635">
-                        <a:noAutofit/>
+                        <ns3:noAutofit/>
                       </wps:bodyPr>
                     </wps:wsp>
-                  </a:graphicData>
-                </a:graphic>
+                  </ns3:graphicData>
+                </ns3:graphic>
               </wp:anchor>
             </w:drawing>
           </mc:Choice>

--- a/construction_template/data/templates_blank/progress_report.docx
+++ b/construction_template/data/templates_blank/progress_report.docx
@@ -1,6 +1,6 @@
 
 <file path=word/document.xml><?xml version="1.0" encoding="utf-8"?>
-<w:document xmlns:mc="http://schemas.openxmlformats.org/markup-compatibility/2006" xmlns:ns3="http://schemas.openxmlformats.org/drawingml/2006/main" xmlns:r="http://schemas.openxmlformats.org/officeDocument/2006/relationships" xmlns:v="urn:schemas-microsoft-com:vml" xmlns:w="http://schemas.openxmlformats.org/wordprocessingml/2006/main" xmlns:w10="urn:schemas-microsoft-com:office:word" xmlns:wp="http://schemas.openxmlformats.org/drawingml/2006/wordprocessingDrawing" xmlns:wps="http://schemas.microsoft.com/office/word/2010/wordprocessingShape" mc:Ignorable="w14 wp14 w15">
+<w:document xmlns:ns1="http://schemas.openxmlformats.org/markup-compatibility/2006" xmlns:ns2="http://schemas.openxmlformats.org/drawingml/2006/wordprocessingDrawing" xmlns:ns3="http://schemas.openxmlformats.org/drawingml/2006/main" xmlns:ns4="http://schemas.microsoft.com/office/word/2010/wordprocessingShape" xmlns:ns5="urn:schemas-microsoft-com:vml" xmlns:ns6="urn:schemas-microsoft-com:office:word" xmlns:ns7="http://schemas.openxmlformats.org/officeDocument/2006/relationships" xmlns:w="http://schemas.openxmlformats.org/wordprocessingml/2006/main" ns1:Ignorable="w14 wp14 w15">
   <w:body>
     <w:p>
       <w:pPr>
@@ -22,7 +22,6 @@
           <w:color w:val="000000"/>
           <w:kern w:val="2"/>
         </w:rPr>
-        <w:t>任泰技術顧問有限公司</w:t>
       </w:r>
       <w:r>
         <w:rPr>
@@ -30,7 +29,6 @@
           <w:color w:val="000000"/>
           <w:kern w:val="2"/>
         </w:rPr>
-        <w:t>　函</w:t>
       </w:r>
     </w:p>
     <w:p>
@@ -58,35 +56,30 @@
           <w:rFonts w:cs="標楷體" w:eastAsia="標楷體"/>
           <w:sz w:val="20"/>
         </w:rPr>
-        <w:t>臺北市中山區林森北路</w:t>
       </w:r>
       <w:r>
         <w:rPr>
           <w:rFonts w:eastAsia="標楷體" w:cs="標楷體"/>
           <w:sz w:val="20"/>
         </w:rPr>
-        <w:t>356</w:t>
-      </w:r>
-      <w:r>
-        <w:rPr>
-          <w:rFonts w:cs="標楷體" w:eastAsia="標楷體"/>
-          <w:sz w:val="20"/>
-        </w:rPr>
-        <w:t>號</w:t>
+      </w:r>
+      <w:r>
+        <w:rPr>
+          <w:rFonts w:cs="標楷體" w:eastAsia="標楷體"/>
+          <w:sz w:val="20"/>
+        </w:rPr>
       </w:r>
       <w:r>
         <w:rPr>
           <w:rFonts w:eastAsia="標楷體" w:cs="標楷體"/>
           <w:sz w:val="20"/>
         </w:rPr>
-        <w:t>8</w:t>
-      </w:r>
-      <w:r>
-        <w:rPr>
-          <w:rFonts w:cs="標楷體" w:eastAsia="標楷體"/>
-          <w:sz w:val="20"/>
-        </w:rPr>
-        <w:t>樓</w:t>
+      </w:r>
+      <w:r>
+        <w:rPr>
+          <w:rFonts w:cs="標楷體" w:eastAsia="標楷體"/>
+          <w:sz w:val="20"/>
+        </w:rPr>
       </w:r>
     </w:p>
     <w:p>
@@ -114,7 +107,6 @@
           <w:rFonts w:cs="標楷體" w:eastAsia="標楷體"/>
           <w:sz w:val="20"/>
         </w:rPr>
-        <w:t>沈祐丞</w:t>
       </w:r>
     </w:p>
     <w:p>
@@ -142,28 +134,24 @@
           <w:rFonts w:eastAsia="標楷體"/>
           <w:sz w:val="20"/>
         </w:rPr>
-        <w:t>02-</w:t>
       </w:r>
       <w:r>
         <w:rPr>
           <w:rFonts w:eastAsia="標楷體"/>
           <w:sz w:val="20"/>
         </w:rPr>
-        <w:t>25818060</w:t>
-      </w:r>
-      <w:r>
-        <w:rPr>
-          <w:rFonts w:cs="標楷體" w:eastAsia="標楷體"/>
-          <w:sz w:val="20"/>
-        </w:rPr>
-        <w:t>轉</w:t>
+      </w:r>
+      <w:r>
+        <w:rPr>
+          <w:rFonts w:cs="標楷體" w:eastAsia="標楷體"/>
+          <w:sz w:val="20"/>
+        </w:rPr>
       </w:r>
       <w:r>
         <w:rPr>
           <w:rFonts w:eastAsia="標楷體" w:cs="標楷體"/>
           <w:sz w:val="20"/>
         </w:rPr>
-        <w:t>25</w:t>
       </w:r>
     </w:p>
     <w:p>
@@ -191,14 +179,12 @@
           <w:rFonts w:eastAsia="標楷體"/>
           <w:sz w:val="20"/>
         </w:rPr>
-        <w:t>02-</w:t>
       </w:r>
       <w:r>
         <w:rPr>
           <w:rFonts w:eastAsia="標楷體"/>
           <w:sz w:val="20"/>
         </w:rPr>
-        <w:t>25818059</w:t>
       </w:r>
     </w:p>
     <w:p>
@@ -260,7 +246,7 @@
           <w:b/>
           <w:kern w:val="2"/>
         </w:rPr>
-        <w:t>受文者：臺北市政府工務局</w:t>
+        <w:t>受文者：</w:t>
       </w:r>
       <w:r>
         <w:rPr>
@@ -268,7 +254,6 @@
           <w:b/>
           <w:kern w:val="2"/>
         </w:rPr>
-        <w:t>水利</w:t>
       </w:r>
       <w:r>
         <w:rPr>
@@ -276,7 +261,6 @@
           <w:b/>
           <w:kern w:val="2"/>
         </w:rPr>
-        <w:t>工程處</w:t>
       </w:r>
     </w:p>
     <w:p>
@@ -291,31 +275,25 @@
       </w:pPr>
       <w:r>
         <w:rPr/>
-        <w:t>發文日期：中華民國</w:t>
+        <w:t>發文日期：</w:t>
       </w:r>
       <w:r>
         <w:rPr/>
-        <w:t>111</w:t>
       </w:r>
       <w:r>
         <w:rPr/>
-        <w:t>年</w:t>
       </w:r>
       <w:r>
         <w:rPr/>
-        <w:t>04</w:t>
       </w:r>
       <w:r>
         <w:rPr/>
-        <w:t>月</w:t>
       </w:r>
       <w:r>
         <w:rPr/>
-        <w:t>12</w:t>
       </w:r>
       <w:r>
         <w:rPr/>
-        <w:t>日</w:t>
       </w:r>
     </w:p>
     <w:p>
@@ -334,19 +312,15 @@
       </w:r>
       <w:r>
         <w:rPr/>
-        <w:t>111</w:t>
       </w:r>
       <w:r>
         <w:rPr/>
-        <w:t>任泰顧字第</w:t>
       </w:r>
       <w:r>
         <w:rPr/>
-        <w:t>0412019003</w:t>
       </w:r>
       <w:r>
         <w:rPr/>
-        <w:t>號</w:t>
       </w:r>
     </w:p>
     <w:p>
@@ -438,7 +412,6 @@
           <w:sz w:val="28"/>
           <w:szCs w:val="28"/>
         </w:rPr>
-        <w:t>檢陳本</w:t>
       </w:r>
       <w:r>
         <w:rPr>
@@ -446,7 +419,6 @@
           <w:sz w:val="28"/>
           <w:szCs w:val="28"/>
         </w:rPr>
-        <w:t>公司</w:t>
       </w:r>
       <w:r>
         <w:rPr>
@@ -454,7 +426,6 @@
           <w:sz w:val="28"/>
           <w:szCs w:val="28"/>
         </w:rPr>
-        <w:t>承辦　貴處</w:t>
       </w:r>
       <w:r>
         <w:rPr>
@@ -462,7 +433,6 @@
           <w:sz w:val="28"/>
           <w:szCs w:val="28"/>
         </w:rPr>
-        <w:t>「</w:t>
       </w:r>
       <w:r>
         <w:rPr>
@@ -471,7 +441,6 @@
           <w:sz w:val="28"/>
           <w:szCs w:val="28"/>
         </w:rPr>
-        <w:t>111</w:t>
       </w:r>
       <w:r>
         <w:rPr>
@@ -480,7 +449,6 @@
           <w:sz w:val="28"/>
           <w:szCs w:val="28"/>
         </w:rPr>
-        <w:t>年度西區水利建造物檢修改善及災後淤土、樹木復原及設施搶修預約維護工程</w:t>
       </w:r>
       <w:r>
         <w:rPr>
@@ -488,21 +456,18 @@
           <w:sz w:val="28"/>
           <w:szCs w:val="28"/>
         </w:rPr>
-        <w:t>」</w:t>
       </w:r>
       <w:r>
         <w:rPr>
           <w:sz w:val="28"/>
           <w:szCs w:val="28"/>
         </w:rPr>
-        <w:t>之監造日報表與每週工地協調會</w:t>
       </w:r>
       <w:r>
         <w:rPr>
           <w:sz w:val="28"/>
           <w:szCs w:val="28"/>
         </w:rPr>
-        <w:t>(111/04/06~111/04/10)</w:t>
       </w:r>
       <w:r>
         <w:rPr>
@@ -510,7 +475,6 @@
           <w:sz w:val="28"/>
           <w:szCs w:val="28"/>
         </w:rPr>
-        <w:t>詳如附件，請</w:t>
       </w:r>
       <w:r>
         <w:rPr>
@@ -518,7 +482,6 @@
           <w:sz w:val="28"/>
           <w:szCs w:val="28"/>
         </w:rPr>
-        <w:t xml:space="preserve"> </w:t>
       </w:r>
       <w:r>
         <w:rPr>
@@ -526,7 +489,6 @@
           <w:sz w:val="28"/>
           <w:szCs w:val="28"/>
         </w:rPr>
-        <w:t>鑒核。</w:t>
       </w:r>
     </w:p>
     <w:p>
@@ -638,7 +600,6 @@
           <w:szCs w:val="24"/>
           <w:lang w:bidi="he-IL"/>
         </w:rPr>
-        <w:t>臺北市政府工務局</w:t>
       </w:r>
       <w:r>
         <w:rPr>
@@ -647,7 +608,6 @@
           <w:szCs w:val="24"/>
           <w:lang w:bidi="he-IL"/>
         </w:rPr>
-        <w:t>水利</w:t>
       </w:r>
       <w:r>
         <w:rPr>
@@ -656,7 +616,6 @@
           <w:szCs w:val="24"/>
           <w:lang w:bidi="he-IL"/>
         </w:rPr>
-        <w:t>工程處</w:t>
       </w:r>
       <w:r>
         <w:rPr>
@@ -665,7 +624,6 @@
           <w:szCs w:val="24"/>
           <w:lang w:bidi="he-IL"/>
         </w:rPr>
-        <w:t>工務科北區工務所</w:t>
       </w:r>
     </w:p>
     <w:p>
@@ -699,26 +657,26 @@
         <w:t xml:space="preserve"> </w:t>
       </w:r>
       <w:r>
-        <mc:AlternateContent>
-          <mc:Choice Requires="wps">
+        <ns1:AlternateContent>
+          <ns1:Choice Requires="wps">
             <w:drawing>
-              <wp:anchor behindDoc="0" distT="0" distB="0" distL="114935" distR="114935" simplePos="0" locked="0" layoutInCell="0" allowOverlap="1" relativeHeight="3">
-                <wp:simplePos x="0" y="0"/>
-                <wp:positionH relativeFrom="column">
-                  <wp:posOffset>0</wp:posOffset>
-                </wp:positionH>
-                <wp:positionV relativeFrom="paragraph">
-                  <wp:posOffset>368935</wp:posOffset>
-                </wp:positionV>
-                <wp:extent cx="3200400" cy="731520"/>
-                <wp:effectExtent l="0" t="0" r="0" b="0"/>
-                <wp:wrapTopAndBottom/>
-                <wp:docPr id="1" name="Frame1"/>
+              <ns2:anchor behindDoc="0" distT="0" distB="0" distL="114935" distR="114935" simplePos="0" locked="0" layoutInCell="0" allowOverlap="1" relativeHeight="3">
+                <ns2:simplePos x="0" y="0"/>
+                <ns2:positionH relativeFrom="column">
+                  <ns2:posOffset>0</ns2:posOffset>
+                </ns2:positionH>
+                <ns2:positionV relativeFrom="paragraph">
+                  <ns2:posOffset>368935</ns2:posOffset>
+                </ns2:positionV>
+                <ns2:extent cx="3200400" cy="731520"/>
+                <ns2:effectExtent l="0" t="0" r="0" b="0"/>
+                <ns2:wrapTopAndBottom/>
+                <ns2:docPr id="1" name="Frame1"/>
                 <ns3:graphic>
                   <ns3:graphicData uri="http://schemas.microsoft.com/office/word/2010/wordprocessingShape">
-                    <wps:wsp>
-                      <wps:cNvSpPr txBox="1"/>
-                      <wps:spPr>
+                    <ns4:wsp>
+                      <ns4:cNvSpPr txBox="1"/>
+                      <ns4:spPr>
                         <ns3:xfrm>
                           <ns3:off x="0" y="0"/>
                           <ns3:ext cx="3200400" cy="731520"/>
@@ -729,8 +687,8 @@
                             <ns3:alpha val="0"/>
                           </ns3:srgbClr>
                         </ns3:solidFill>
-                      </wps:spPr>
-                      <wps:txbx>
+                      </ns4:spPr>
+                      <ns4:txbx>
                         <w:txbxContent>
                           <w:p>
                             <w:pPr>
@@ -746,7 +704,7 @@
                                 <w:rFonts w:ascii="標楷體" w:hAnsi="標楷體" w:cs="標楷體" w:eastAsia="標楷體"/>
                                 <w:sz w:val="40"/>
                               </w:rPr>
-                              <w:t>任泰技術顧問有限公司</w:t>
+                              <w:t xml:space="preserve"/>
                             </w:r>
                           </w:p>
                           <w:p>
@@ -764,21 +722,21 @@
                             </w:r>
                           </w:p>
                         </w:txbxContent>
-                      </wps:txbx>
-                      <wps:bodyPr anchor="t" lIns="635" tIns="635" rIns="635" bIns="635">
+                      </ns4:txbx>
+                      <ns4:bodyPr anchor="t" lIns="635" tIns="635" rIns="635" bIns="635">
                         <ns3:noAutofit/>
-                      </wps:bodyPr>
-                    </wps:wsp>
+                      </ns4:bodyPr>
+                    </ns4:wsp>
                   </ns3:graphicData>
                 </ns3:graphic>
-              </wp:anchor>
+              </ns2:anchor>
             </w:drawing>
-          </mc:Choice>
-          <mc:Fallback>
+          </ns1:Choice>
+          <ns1:Fallback>
             <w:pict>
-              <v:rect fillcolor="#FFFFFF" style="position:absolute;rotation:-0;width:252pt;height:57.6pt;mso-wrap-distance-left:9.05pt;mso-wrap-distance-right:9.05pt;mso-wrap-distance-top:0pt;mso-wrap-distance-bottom:0pt;margin-top:29.05pt;mso-position-vertical-relative:text;margin-left:0pt;mso-position-horizontal-relative:text">
-                <v:fill opacity="0f"/>
-                <v:textbox inset="0.000694444444444445in,0.000694444444444445in,0.000694444444444445in,0.000694444444444445in">
+              <ns5:rect fillcolor="#FFFFFF" style="position:absolute;rotation:-0;width:252pt;height:57.6pt;mso-wrap-distance-left:9.05pt;mso-wrap-distance-right:9.05pt;mso-wrap-distance-top:0pt;mso-wrap-distance-bottom:0pt;margin-top:29.05pt;mso-position-vertical-relative:text;margin-left:0pt;mso-position-horizontal-relative:text">
+                <ns5:fill opacity="0f"/>
+                <ns5:textbox inset="0.000694444444444445in,0.000694444444444445in,0.000694444444444445in,0.000694444444444445in">
                   <w:txbxContent>
                     <w:p>
                       <w:pPr>
@@ -794,7 +752,7 @@
                           <w:rFonts w:ascii="標楷體" w:hAnsi="標楷體" w:cs="標楷體" w:eastAsia="標楷體"/>
                           <w:sz w:val="40"/>
                         </w:rPr>
-                        <w:t>任泰技術顧問有限公司</w:t>
+                        <w:t xml:space="preserve"/>
                       </w:r>
                     </w:p>
                     <w:p>
@@ -812,12 +770,12 @@
                       </w:r>
                     </w:p>
                   </w:txbxContent>
-                </v:textbox>
-                <w10:wrap type="topAndBottom"/>
-              </v:rect>
+                </ns5:textbox>
+                <ns6:wrap type="topAndBottom"/>
+              </ns5:rect>
             </w:pict>
-          </mc:Fallback>
-        </mc:AlternateContent>
+          </ns1:Fallback>
+        </ns1:AlternateContent>
       </w:r>
     </w:p>
     <w:p>
@@ -840,8 +798,8 @@
       </w:r>
     </w:p>
     <w:sectPr>
-      <w:headerReference w:type="default" r:id="rId2"/>
-      <w:footerReference w:type="default" r:id="rId3"/>
+      <w:headerReference w:type="default" ns7:id="rId2"/>
+      <w:footerReference w:type="default" ns7:id="rId3"/>
       <w:type w:val="nextPage"/>
       <w:pgSz w:w="11906" w:h="16838"/>
       <w:pgMar w:left="1134" w:right="851" w:gutter="0" w:header="567" w:top="1134" w:footer="567" w:bottom="1134"/>

--- a/construction_template/data/templates_blank/progress_report.docx
+++ b/construction_template/data/templates_blank/progress_report.docx
@@ -1,6 +1,6 @@
 
 <file path=word/document.xml><?xml version="1.0" encoding="utf-8"?>
-<w:document xmlns:ns1="http://schemas.openxmlformats.org/markup-compatibility/2006" xmlns:ns2="http://schemas.openxmlformats.org/drawingml/2006/wordprocessingDrawing" xmlns:ns3="http://schemas.openxmlformats.org/drawingml/2006/main" xmlns:ns4="http://schemas.microsoft.com/office/word/2010/wordprocessingShape" xmlns:ns5="urn:schemas-microsoft-com:vml" xmlns:ns6="urn:schemas-microsoft-com:office:word" xmlns:ns7="http://schemas.openxmlformats.org/officeDocument/2006/relationships" xmlns:w="http://schemas.openxmlformats.org/wordprocessingml/2006/main" ns1:Ignorable="w14 wp14 w15">
+<w:document xmlns:o="urn:schemas-microsoft-com:office:office" xmlns:r="http://schemas.openxmlformats.org/officeDocument/2006/relationships" xmlns:v="urn:schemas-microsoft-com:vml" xmlns:w="http://schemas.openxmlformats.org/wordprocessingml/2006/main" xmlns:w10="urn:schemas-microsoft-com:office:word" xmlns:wp="http://schemas.openxmlformats.org/drawingml/2006/wordprocessingDrawing" xmlns:wps="http://schemas.microsoft.com/office/word/2010/wordprocessingShape" xmlns:wpg="http://schemas.microsoft.com/office/word/2010/wordprocessingGroup" xmlns:mc="http://schemas.openxmlformats.org/markup-compatibility/2006" xmlns:wp14="http://schemas.microsoft.com/office/word/2010/wordprocessingDrawing" xmlns:w14="http://schemas.microsoft.com/office/word/2010/wordml" xmlns:w15="http://schemas.microsoft.com/office/word/2012/wordml" mc:Ignorable="w14 wp14 w15">
   <w:body>
     <w:p>
       <w:pPr>
@@ -22,6 +22,7 @@
           <w:color w:val="000000"/>
           <w:kern w:val="2"/>
         </w:rPr>
+        <w:t/>
       </w:r>
       <w:r>
         <w:rPr>
@@ -29,6 +30,7 @@
           <w:color w:val="000000"/>
           <w:kern w:val="2"/>
         </w:rPr>
+        <w:t/>
       </w:r>
     </w:p>
     <w:p>
@@ -56,30 +58,35 @@
           <w:rFonts w:cs="標楷體" w:eastAsia="標楷體"/>
           <w:sz w:val="20"/>
         </w:rPr>
+        <w:t/>
       </w:r>
       <w:r>
         <w:rPr>
           <w:rFonts w:eastAsia="標楷體" w:cs="標楷體"/>
           <w:sz w:val="20"/>
         </w:rPr>
-      </w:r>
-      <w:r>
-        <w:rPr>
-          <w:rFonts w:cs="標楷體" w:eastAsia="標楷體"/>
-          <w:sz w:val="20"/>
-        </w:rPr>
+        <w:t/>
+      </w:r>
+      <w:r>
+        <w:rPr>
+          <w:rFonts w:cs="標楷體" w:eastAsia="標楷體"/>
+          <w:sz w:val="20"/>
+        </w:rPr>
+        <w:t/>
       </w:r>
       <w:r>
         <w:rPr>
           <w:rFonts w:eastAsia="標楷體" w:cs="標楷體"/>
           <w:sz w:val="20"/>
         </w:rPr>
-      </w:r>
-      <w:r>
-        <w:rPr>
-          <w:rFonts w:cs="標楷體" w:eastAsia="標楷體"/>
-          <w:sz w:val="20"/>
-        </w:rPr>
+        <w:t/>
+      </w:r>
+      <w:r>
+        <w:rPr>
+          <w:rFonts w:cs="標楷體" w:eastAsia="標楷體"/>
+          <w:sz w:val="20"/>
+        </w:rPr>
+        <w:t/>
       </w:r>
     </w:p>
     <w:p>
@@ -107,6 +114,7 @@
           <w:rFonts w:cs="標楷體" w:eastAsia="標楷體"/>
           <w:sz w:val="20"/>
         </w:rPr>
+        <w:t/>
       </w:r>
     </w:p>
     <w:p>
@@ -134,24 +142,28 @@
           <w:rFonts w:eastAsia="標楷體"/>
           <w:sz w:val="20"/>
         </w:rPr>
+        <w:t/>
       </w:r>
       <w:r>
         <w:rPr>
           <w:rFonts w:eastAsia="標楷體"/>
           <w:sz w:val="20"/>
         </w:rPr>
-      </w:r>
-      <w:r>
-        <w:rPr>
-          <w:rFonts w:cs="標楷體" w:eastAsia="標楷體"/>
-          <w:sz w:val="20"/>
-        </w:rPr>
+        <w:t/>
+      </w:r>
+      <w:r>
+        <w:rPr>
+          <w:rFonts w:cs="標楷體" w:eastAsia="標楷體"/>
+          <w:sz w:val="20"/>
+        </w:rPr>
+        <w:t/>
       </w:r>
       <w:r>
         <w:rPr>
           <w:rFonts w:eastAsia="標楷體" w:cs="標楷體"/>
           <w:sz w:val="20"/>
         </w:rPr>
+        <w:t/>
       </w:r>
     </w:p>
     <w:p>
@@ -179,12 +191,14 @@
           <w:rFonts w:eastAsia="標楷體"/>
           <w:sz w:val="20"/>
         </w:rPr>
+        <w:t/>
       </w:r>
       <w:r>
         <w:rPr>
           <w:rFonts w:eastAsia="標楷體"/>
           <w:sz w:val="20"/>
         </w:rPr>
+        <w:t/>
       </w:r>
     </w:p>
     <w:p>
@@ -254,6 +268,7 @@
           <w:b/>
           <w:kern w:val="2"/>
         </w:rPr>
+        <w:t/>
       </w:r>
       <w:r>
         <w:rPr>
@@ -261,6 +276,7 @@
           <w:b/>
           <w:kern w:val="2"/>
         </w:rPr>
+        <w:t/>
       </w:r>
     </w:p>
     <w:p>
@@ -279,21 +295,27 @@
       </w:r>
       <w:r>
         <w:rPr/>
+        <w:t/>
       </w:r>
       <w:r>
         <w:rPr/>
+        <w:t/>
       </w:r>
       <w:r>
         <w:rPr/>
+        <w:t/>
       </w:r>
       <w:r>
         <w:rPr/>
+        <w:t/>
       </w:r>
       <w:r>
         <w:rPr/>
+        <w:t/>
       </w:r>
       <w:r>
         <w:rPr/>
+        <w:t/>
       </w:r>
     </w:p>
     <w:p>
@@ -312,15 +334,19 @@
       </w:r>
       <w:r>
         <w:rPr/>
+        <w:t/>
       </w:r>
       <w:r>
         <w:rPr/>
+        <w:t/>
       </w:r>
       <w:r>
         <w:rPr/>
+        <w:t/>
       </w:r>
       <w:r>
         <w:rPr/>
+        <w:t/>
       </w:r>
     </w:p>
     <w:p>
@@ -412,6 +438,7 @@
           <w:sz w:val="28"/>
           <w:szCs w:val="28"/>
         </w:rPr>
+        <w:t/>
       </w:r>
       <w:r>
         <w:rPr>
@@ -419,6 +446,7 @@
           <w:sz w:val="28"/>
           <w:szCs w:val="28"/>
         </w:rPr>
+        <w:t/>
       </w:r>
       <w:r>
         <w:rPr>
@@ -426,6 +454,7 @@
           <w:sz w:val="28"/>
           <w:szCs w:val="28"/>
         </w:rPr>
+        <w:t/>
       </w:r>
       <w:r>
         <w:rPr>
@@ -433,6 +462,7 @@
           <w:sz w:val="28"/>
           <w:szCs w:val="28"/>
         </w:rPr>
+        <w:t/>
       </w:r>
       <w:r>
         <w:rPr>
@@ -441,6 +471,7 @@
           <w:sz w:val="28"/>
           <w:szCs w:val="28"/>
         </w:rPr>
+        <w:t/>
       </w:r>
       <w:r>
         <w:rPr>
@@ -449,6 +480,7 @@
           <w:sz w:val="28"/>
           <w:szCs w:val="28"/>
         </w:rPr>
+        <w:t/>
       </w:r>
       <w:r>
         <w:rPr>
@@ -456,18 +488,21 @@
           <w:sz w:val="28"/>
           <w:szCs w:val="28"/>
         </w:rPr>
+        <w:t/>
       </w:r>
       <w:r>
         <w:rPr>
           <w:sz w:val="28"/>
           <w:szCs w:val="28"/>
         </w:rPr>
+        <w:t/>
       </w:r>
       <w:r>
         <w:rPr>
           <w:sz w:val="28"/>
           <w:szCs w:val="28"/>
         </w:rPr>
+        <w:t/>
       </w:r>
       <w:r>
         <w:rPr>
@@ -475,6 +510,7 @@
           <w:sz w:val="28"/>
           <w:szCs w:val="28"/>
         </w:rPr>
+        <w:t/>
       </w:r>
       <w:r>
         <w:rPr>
@@ -482,6 +518,7 @@
           <w:sz w:val="28"/>
           <w:szCs w:val="28"/>
         </w:rPr>
+        <w:t xml:space="preserve"/>
       </w:r>
       <w:r>
         <w:rPr>
@@ -489,6 +526,7 @@
           <w:sz w:val="28"/>
           <w:szCs w:val="28"/>
         </w:rPr>
+        <w:t/>
       </w:r>
     </w:p>
     <w:p>
@@ -600,6 +638,7 @@
           <w:szCs w:val="24"/>
           <w:lang w:bidi="he-IL"/>
         </w:rPr>
+        <w:t/>
       </w:r>
       <w:r>
         <w:rPr>
@@ -608,6 +647,7 @@
           <w:szCs w:val="24"/>
           <w:lang w:bidi="he-IL"/>
         </w:rPr>
+        <w:t/>
       </w:r>
       <w:r>
         <w:rPr>
@@ -616,6 +656,7 @@
           <w:szCs w:val="24"/>
           <w:lang w:bidi="he-IL"/>
         </w:rPr>
+        <w:t/>
       </w:r>
       <w:r>
         <w:rPr>
@@ -624,6 +665,7 @@
           <w:szCs w:val="24"/>
           <w:lang w:bidi="he-IL"/>
         </w:rPr>
+        <w:t/>
       </w:r>
     </w:p>
     <w:p>
@@ -654,41 +696,41 @@
           <w:rFonts w:eastAsia="Times New Roman"/>
           <w:color w:val="000000"/>
         </w:rPr>
-        <w:t xml:space="preserve"> </w:t>
-      </w:r>
-      <w:r>
-        <ns1:AlternateContent>
-          <ns1:Choice Requires="wps">
+        <w:t xml:space="preserve"/>
+      </w:r>
+      <w:r>
+        <mc:AlternateContent>
+          <mc:Choice Requires="wps">
             <w:drawing>
-              <ns2:anchor behindDoc="0" distT="0" distB="0" distL="114935" distR="114935" simplePos="0" locked="0" layoutInCell="0" allowOverlap="1" relativeHeight="3">
-                <ns2:simplePos x="0" y="0"/>
-                <ns2:positionH relativeFrom="column">
-                  <ns2:posOffset>0</ns2:posOffset>
-                </ns2:positionH>
-                <ns2:positionV relativeFrom="paragraph">
-                  <ns2:posOffset>368935</ns2:posOffset>
-                </ns2:positionV>
-                <ns2:extent cx="3200400" cy="731520"/>
-                <ns2:effectExtent l="0" t="0" r="0" b="0"/>
-                <ns2:wrapTopAndBottom/>
-                <ns2:docPr id="1" name="Frame1"/>
-                <ns3:graphic>
-                  <ns3:graphicData uri="http://schemas.microsoft.com/office/word/2010/wordprocessingShape">
-                    <ns4:wsp>
-                      <ns4:cNvSpPr txBox="1"/>
-                      <ns4:spPr>
-                        <ns3:xfrm>
-                          <ns3:off x="0" y="0"/>
-                          <ns3:ext cx="3200400" cy="731520"/>
-                        </ns3:xfrm>
-                        <ns3:prstGeom prst="rect"/>
-                        <ns3:solidFill>
-                          <ns3:srgbClr val="FFFFFF">
-                            <ns3:alpha val="0"/>
-                          </ns3:srgbClr>
-                        </ns3:solidFill>
-                      </ns4:spPr>
-                      <ns4:txbx>
+              <wp:anchor behindDoc="0" distT="0" distB="0" distL="114935" distR="114935" simplePos="0" locked="0" layoutInCell="0" allowOverlap="1" relativeHeight="3">
+                <wp:simplePos x="0" y="0"/>
+                <wp:positionH relativeFrom="column">
+                  <wp:posOffset>0</wp:posOffset>
+                </wp:positionH>
+                <wp:positionV relativeFrom="paragraph">
+                  <wp:posOffset>368935</wp:posOffset>
+                </wp:positionV>
+                <wp:extent cx="3200400" cy="731520"/>
+                <wp:effectExtent l="0" t="0" r="0" b="0"/>
+                <wp:wrapTopAndBottom/>
+                <wp:docPr id="1" name="Frame1"/>
+                <a:graphic xmlns:a="http://schemas.openxmlformats.org/drawingml/2006/main">
+                  <a:graphicData uri="http://schemas.microsoft.com/office/word/2010/wordprocessingShape">
+                    <wps:wsp>
+                      <wps:cNvSpPr txBox="1"/>
+                      <wps:spPr>
+                        <a:xfrm>
+                          <a:off x="0" y="0"/>
+                          <a:ext cx="3200400" cy="731520"/>
+                        </a:xfrm>
+                        <a:prstGeom prst="rect"/>
+                        <a:solidFill>
+                          <a:srgbClr val="FFFFFF">
+                            <a:alpha val="0"/>
+                          </a:srgbClr>
+                        </a:solidFill>
+                      </wps:spPr>
+                      <wps:txbx>
                         <w:txbxContent>
                           <w:p>
                             <w:pPr>
@@ -704,7 +746,7 @@
                                 <w:rFonts w:ascii="標楷體" w:hAnsi="標楷體" w:cs="標楷體" w:eastAsia="標楷體"/>
                                 <w:sz w:val="40"/>
                               </w:rPr>
-                              <w:t xml:space="preserve"/>
+                              <w:t/>
                             </w:r>
                           </w:p>
                           <w:p>
@@ -722,21 +764,21 @@
                             </w:r>
                           </w:p>
                         </w:txbxContent>
-                      </ns4:txbx>
-                      <ns4:bodyPr anchor="t" lIns="635" tIns="635" rIns="635" bIns="635">
-                        <ns3:noAutofit/>
-                      </ns4:bodyPr>
-                    </ns4:wsp>
-                  </ns3:graphicData>
-                </ns3:graphic>
-              </ns2:anchor>
+                      </wps:txbx>
+                      <wps:bodyPr anchor="t" lIns="635" tIns="635" rIns="635" bIns="635">
+                        <a:noAutofit/>
+                      </wps:bodyPr>
+                    </wps:wsp>
+                  </a:graphicData>
+                </a:graphic>
+              </wp:anchor>
             </w:drawing>
-          </ns1:Choice>
-          <ns1:Fallback>
+          </mc:Choice>
+          <mc:Fallback>
             <w:pict>
-              <ns5:rect fillcolor="#FFFFFF" style="position:absolute;rotation:-0;width:252pt;height:57.6pt;mso-wrap-distance-left:9.05pt;mso-wrap-distance-right:9.05pt;mso-wrap-distance-top:0pt;mso-wrap-distance-bottom:0pt;margin-top:29.05pt;mso-position-vertical-relative:text;margin-left:0pt;mso-position-horizontal-relative:text">
-                <ns5:fill opacity="0f"/>
-                <ns5:textbox inset="0.000694444444444445in,0.000694444444444445in,0.000694444444444445in,0.000694444444444445in">
+              <v:rect fillcolor="#FFFFFF" style="position:absolute;rotation:-0;width:252pt;height:57.6pt;mso-wrap-distance-left:9.05pt;mso-wrap-distance-right:9.05pt;mso-wrap-distance-top:0pt;mso-wrap-distance-bottom:0pt;margin-top:29.05pt;mso-position-vertical-relative:text;margin-left:0pt;mso-position-horizontal-relative:text">
+                <v:fill opacity="0f"/>
+                <v:textbox inset="0.000694444444444445in,0.000694444444444445in,0.000694444444444445in,0.000694444444444445in">
                   <w:txbxContent>
                     <w:p>
                       <w:pPr>
@@ -752,7 +794,7 @@
                           <w:rFonts w:ascii="標楷體" w:hAnsi="標楷體" w:cs="標楷體" w:eastAsia="標楷體"/>
                           <w:sz w:val="40"/>
                         </w:rPr>
-                        <w:t xml:space="preserve"/>
+                        <w:t/>
                       </w:r>
                     </w:p>
                     <w:p>
@@ -770,12 +812,12 @@
                       </w:r>
                     </w:p>
                   </w:txbxContent>
-                </ns5:textbox>
-                <ns6:wrap type="topAndBottom"/>
-              </ns5:rect>
+                </v:textbox>
+                <w10:wrap type="topAndBottom"/>
+              </v:rect>
             </w:pict>
-          </ns1:Fallback>
-        </ns1:AlternateContent>
+          </mc:Fallback>
+        </mc:AlternateContent>
       </w:r>
     </w:p>
     <w:p>
@@ -798,8 +840,8 @@
       </w:r>
     </w:p>
     <w:sectPr>
-      <w:headerReference w:type="default" ns7:id="rId2"/>
-      <w:footerReference w:type="default" ns7:id="rId3"/>
+      <w:headerReference w:type="default" r:id="rId2"/>
+      <w:footerReference w:type="default" r:id="rId3"/>
       <w:type w:val="nextPage"/>
       <w:pgSz w:w="11906" w:h="16838"/>
       <w:pgMar w:left="1134" w:right="851" w:gutter="0" w:header="567" w:top="1134" w:footer="567" w:bottom="1134"/>

--- a/construction_template/data/templates_blank/progress_report.docx
+++ b/construction_template/data/templates_blank/progress_report.docx
@@ -518,7 +518,7 @@
           <w:sz w:val="28"/>
           <w:szCs w:val="28"/>
         </w:rPr>
-        <w:t xml:space="preserve"/>
+        <w:t/>
       </w:r>
       <w:r>
         <w:rPr>
@@ -696,7 +696,7 @@
           <w:rFonts w:eastAsia="Times New Roman"/>
           <w:color w:val="000000"/>
         </w:rPr>
-        <w:t xml:space="preserve"/>
+        <w:t/>
       </w:r>
       <w:r>
         <mc:AlternateContent>

--- a/construction_template/data/templates_blank/progress_report.docx
+++ b/construction_template/data/templates_blank/progress_report.docx
@@ -1400,7 +1400,7 @@
   <w:docDefaults>
     <w:rPrDefault>
       <w:rPr>
-        <w:rFonts w:ascii="Liberation Serif" w:hAnsi="Liberation Serif" w:eastAsia="WenQuanYi Zen Hei" w:cs="FreeSans"/>
+        <w:rFonts w:ascii="標楷體" w:hAnsi="標楷體" w:eastAsia="標楷體" w:cs="FreeSans"/>
         <w:sz w:val="24"/>
         <w:szCs w:val="24"/>
         <w:lang w:val="en-US" w:eastAsia="zh-CN" w:bidi="hi-IN"/>
@@ -1553,7 +1553,7 @@
       <w:spacing w:before="240" w:after="120"/>
     </w:pPr>
     <w:rPr>
-      <w:rFonts w:ascii="Liberation Sans" w:hAnsi="Liberation Sans" w:eastAsia="WenQuanYi Zen Hei" w:cs="FreeSans"/>
+      <w:rFonts w:ascii="標楷體" w:hAnsi="標楷體" w:eastAsia="標楷體" w:cs="FreeSans"/>
       <w:sz w:val="28"/>
       <w:szCs w:val="28"/>
     </w:rPr>
